--- a/Документация/Таблица описания прецедентов.docx
+++ b/Документация/Таблица описания прецедентов.docx
@@ -17,6 +17,23 @@
             <w:tcW w:w="9345" w:type="dxa"/>
           </w:tcPr>
           <w:p>
+            <w:r>
+              <w:rPr>
+                <w:rFonts w:ascii="Times New Roman" w:hAnsi="Times New Roman"/>
+                <w:sz w:val="28"/>
+                <w:szCs w:val="28"/>
+              </w:rPr>
+              <w:t>Прецедент: Выбор сценария обмена.</w:t>
+            </w:r>
+          </w:p>
+        </w:tc>
+      </w:tr>
+      <w:tr>
+        <w:tc>
+          <w:tcPr>
+            <w:tcW w:w="9345" w:type="dxa"/>
+          </w:tcPr>
+          <w:p>
             <w:pPr>
               <w:rPr>
                 <w:lang w:val="en-US"/>
@@ -27,31 +44,6 @@
                 <w:rFonts w:ascii="Times New Roman" w:hAnsi="Times New Roman"/>
                 <w:sz w:val="28"/>
                 <w:szCs w:val="28"/>
-              </w:rPr>
-              <w:t xml:space="preserve">Прецедент: </w:t>
-            </w:r>
-            <w:r>
-              <w:rPr>
-                <w:rFonts w:ascii="Times New Roman" w:hAnsi="Times New Roman"/>
-                <w:sz w:val="28"/>
-                <w:szCs w:val="28"/>
-              </w:rPr>
-              <w:t>Просмотр главного меню</w:t>
-            </w:r>
-          </w:p>
-        </w:tc>
-      </w:tr>
-      <w:tr>
-        <w:tc>
-          <w:tcPr>
-            <w:tcW w:w="9345" w:type="dxa"/>
-          </w:tcPr>
-          <w:p>
-            <w:r>
-              <w:rPr>
-                <w:rFonts w:ascii="Times New Roman" w:hAnsi="Times New Roman"/>
-                <w:sz w:val="28"/>
-                <w:szCs w:val="28"/>
                 <w:lang w:val="en-US"/>
               </w:rPr>
               <w:t>I</w:t>
@@ -78,6 +70,7 @@
                 <w:rFonts w:ascii="Times New Roman" w:hAnsi="Times New Roman"/>
                 <w:sz w:val="28"/>
                 <w:szCs w:val="28"/>
+                <w:lang w:val="en-US"/>
               </w:rPr>
               <w:t>1</w:t>
             </w:r>
@@ -112,15 +105,7 @@
                 <w:sz w:val="28"/>
                 <w:szCs w:val="28"/>
               </w:rPr>
-              <w:t xml:space="preserve"> </w:t>
-            </w:r>
-            <w:r>
-              <w:rPr>
-                <w:rFonts w:ascii="Times New Roman" w:hAnsi="Times New Roman" w:cs="Times New Roman"/>
-                <w:sz w:val="28"/>
-                <w:szCs w:val="28"/>
-              </w:rPr>
-              <w:t>Отображение главного меню приложения.</w:t>
+              <w:t xml:space="preserve"> выбор валют для обмена.</w:t>
             </w:r>
           </w:p>
         </w:tc>
@@ -190,23 +175,7 @@
                 <w:sz w:val="28"/>
                 <w:szCs w:val="28"/>
               </w:rPr>
-              <w:t>Приложение «</w:t>
-            </w:r>
-            <w:r>
-              <w:rPr>
-                <w:rFonts w:ascii="Times New Roman" w:hAnsi="Times New Roman"/>
-                <w:sz w:val="28"/>
-                <w:szCs w:val="28"/>
-              </w:rPr>
-              <w:t>Система обмена валют для онлайн-банка</w:t>
-            </w:r>
-            <w:r>
-              <w:rPr>
-                <w:rFonts w:ascii="Times New Roman" w:hAnsi="Times New Roman"/>
-                <w:sz w:val="28"/>
-                <w:szCs w:val="28"/>
-              </w:rPr>
-              <w:t>».</w:t>
+              <w:t>Приложение «Система обмена валют для онлайн-банка».</w:t>
             </w:r>
           </w:p>
         </w:tc>
@@ -274,7 +243,7 @@
               <w:pStyle w:val="a4"/>
               <w:numPr>
                 <w:ilvl w:val="0"/>
-                <w:numId w:val="1"/>
+                <w:numId w:val="3"/>
               </w:numPr>
               <w:rPr>
                 <w:sz w:val="28"/>
@@ -288,7 +257,29 @@
                 <w:szCs w:val="28"/>
                 <w:lang w:val="ru-RU" w:eastAsia="ru-RU"/>
               </w:rPr>
-              <w:t>Программа отображает главное меню с операциями.</w:t>
+              <w:t>Пользователь выбирает первую валюту (которую отдает).</w:t>
+            </w:r>
+          </w:p>
+          <w:p>
+            <w:pPr>
+              <w:pStyle w:val="a4"/>
+              <w:numPr>
+                <w:ilvl w:val="0"/>
+                <w:numId w:val="3"/>
+              </w:numPr>
+              <w:rPr>
+                <w:sz w:val="28"/>
+                <w:szCs w:val="28"/>
+                <w:lang w:eastAsia="ru-RU"/>
+              </w:rPr>
+            </w:pPr>
+            <w:r>
+              <w:rPr>
+                <w:sz w:val="28"/>
+                <w:szCs w:val="28"/>
+                <w:lang w:val="ru-RU" w:eastAsia="ru-RU"/>
+              </w:rPr>
+              <w:t>Пользователь выбирает вторую валюту (которую получает).</w:t>
             </w:r>
           </w:p>
         </w:tc>
@@ -321,7 +312,7 @@
                 <w:sz w:val="28"/>
                 <w:szCs w:val="28"/>
               </w:rPr>
-              <w:t xml:space="preserve"> Главное меню отображено.</w:t>
+              <w:t xml:space="preserve"> Программа выдает требования обмена.</w:t>
             </w:r>
           </w:p>
         </w:tc>
@@ -396,6 +387,11 @@
             <w:tcW w:w="9345" w:type="dxa"/>
           </w:tcPr>
           <w:p>
+            <w:pPr>
+              <w:rPr>
+                <w:lang w:val="en-US"/>
+              </w:rPr>
+            </w:pPr>
             <w:r>
               <w:rPr>
                 <w:rFonts w:ascii="Times New Roman" w:hAnsi="Times New Roman"/>
@@ -403,32 +399,37 @@
                 <w:szCs w:val="28"/>
               </w:rPr>
               <w:lastRenderedPageBreak/>
-              <w:t>Прецедент:</w:t>
-            </w:r>
-            <w:r>
-              <w:rPr>
-                <w:rFonts w:ascii="Times New Roman" w:hAnsi="Times New Roman"/>
-                <w:sz w:val="28"/>
-                <w:szCs w:val="28"/>
-              </w:rPr>
-              <w:t xml:space="preserve"> Выбор сценария обмена.</w:t>
-            </w:r>
-          </w:p>
-        </w:tc>
-      </w:tr>
-      <w:tr>
-        <w:tc>
-          <w:tcPr>
-            <w:tcW w:w="9345" w:type="dxa"/>
-          </w:tcPr>
-          <w:p>
-            <w:r>
-              <w:rPr>
-                <w:rFonts w:ascii="Times New Roman" w:hAnsi="Times New Roman"/>
-                <w:sz w:val="28"/>
-                <w:szCs w:val="28"/>
+              <w:t xml:space="preserve">Прецедент: </w:t>
+            </w:r>
+            <w:r>
+              <w:rPr>
+                <w:rFonts w:ascii="Times New Roman" w:hAnsi="Times New Roman"/>
+                <w:sz w:val="28"/>
+                <w:szCs w:val="28"/>
+              </w:rPr>
+              <w:t>Обмен.</w:t>
+            </w:r>
+          </w:p>
+        </w:tc>
+      </w:tr>
+      <w:tr>
+        <w:tc>
+          <w:tcPr>
+            <w:tcW w:w="9345" w:type="dxa"/>
+          </w:tcPr>
+          <w:p>
+            <w:pPr>
+              <w:rPr>
                 <w:lang w:val="en-US"/>
               </w:rPr>
+            </w:pPr>
+            <w:r>
+              <w:rPr>
+                <w:rFonts w:ascii="Times New Roman" w:hAnsi="Times New Roman"/>
+                <w:sz w:val="28"/>
+                <w:szCs w:val="28"/>
+                <w:lang w:val="en-US"/>
+              </w:rPr>
               <w:t>I</w:t>
             </w:r>
             <w:r>
@@ -453,6 +454,7 @@
                 <w:rFonts w:ascii="Times New Roman" w:hAnsi="Times New Roman"/>
                 <w:sz w:val="28"/>
                 <w:szCs w:val="28"/>
+                <w:lang w:val="en-US"/>
               </w:rPr>
               <w:t>2</w:t>
             </w:r>
@@ -487,7 +489,7 @@
                 <w:sz w:val="28"/>
                 <w:szCs w:val="28"/>
               </w:rPr>
-              <w:t xml:space="preserve"> выбор валют для обмена.</w:t>
+              <w:t xml:space="preserve"> Обмен валюты 1 на валюту 2. </w:t>
             </w:r>
           </w:p>
         </w:tc>
@@ -557,23 +559,7 @@
                 <w:sz w:val="28"/>
                 <w:szCs w:val="28"/>
               </w:rPr>
-              <w:t>Приложение «Система обмена валют для онлайн-</w:t>
-            </w:r>
-            <w:r>
-              <w:rPr>
-                <w:rFonts w:ascii="Times New Roman" w:hAnsi="Times New Roman"/>
-                <w:sz w:val="28"/>
-                <w:szCs w:val="28"/>
-              </w:rPr>
-              <w:t>ба</w:t>
-            </w:r>
-            <w:r>
-              <w:rPr>
-                <w:rFonts w:ascii="Times New Roman" w:hAnsi="Times New Roman"/>
-                <w:sz w:val="28"/>
-                <w:szCs w:val="28"/>
-              </w:rPr>
-              <w:t>нка».</w:t>
+              <w:t>Приложение «Система обмена валют для онлайн-банка».</w:t>
             </w:r>
           </w:p>
         </w:tc>
@@ -608,7 +594,15 @@
                 <w:sz w:val="28"/>
                 <w:szCs w:val="28"/>
               </w:rPr>
-              <w:t>Программа успешно запущена и готова к работе.</w:t>
+              <w:t>Выбран сценарий обмена</w:t>
+            </w:r>
+            <w:r>
+              <w:rPr>
+                <w:rFonts w:ascii="Times New Roman" w:hAnsi="Times New Roman"/>
+                <w:sz w:val="28"/>
+                <w:szCs w:val="28"/>
+              </w:rPr>
+              <w:t>.</w:t>
             </w:r>
           </w:p>
         </w:tc>
@@ -641,7 +635,7 @@
               <w:pStyle w:val="a4"/>
               <w:numPr>
                 <w:ilvl w:val="0"/>
-                <w:numId w:val="3"/>
+                <w:numId w:val="4"/>
               </w:numPr>
               <w:rPr>
                 <w:sz w:val="28"/>
@@ -655,7 +649,7 @@
                 <w:szCs w:val="28"/>
                 <w:lang w:val="ru-RU" w:eastAsia="ru-RU"/>
               </w:rPr>
-              <w:t>Пользователь выбирает первую валюту (которую отдает).</w:t>
+              <w:t>Пользователь вводит сумму для обмена.</w:t>
             </w:r>
           </w:p>
           <w:p>
@@ -663,7 +657,7 @@
               <w:pStyle w:val="a4"/>
               <w:numPr>
                 <w:ilvl w:val="0"/>
-                <w:numId w:val="3"/>
+                <w:numId w:val="4"/>
               </w:numPr>
               <w:rPr>
                 <w:sz w:val="28"/>
@@ -677,7 +671,39 @@
                 <w:szCs w:val="28"/>
                 <w:lang w:val="ru-RU" w:eastAsia="ru-RU"/>
               </w:rPr>
-              <w:t>Пользователь выбирает вторую валюту (которую получает).</w:t>
+              <w:t>Пользователь нажимает</w:t>
+            </w:r>
+            <w:r>
+              <w:rPr>
+                <w:sz w:val="28"/>
+                <w:szCs w:val="28"/>
+                <w:lang w:val="en-US" w:eastAsia="ru-RU"/>
+              </w:rPr>
+              <w:t xml:space="preserve"> “</w:t>
+            </w:r>
+            <w:r>
+              <w:rPr>
+                <w:sz w:val="28"/>
+                <w:szCs w:val="28"/>
+                <w:lang w:val="ru-RU" w:eastAsia="ru-RU"/>
+              </w:rPr>
+              <w:t>Обменять</w:t>
+            </w:r>
+            <w:r>
+              <w:rPr>
+                <w:sz w:val="28"/>
+                <w:szCs w:val="28"/>
+                <w:lang w:val="en-US" w:eastAsia="ru-RU"/>
+              </w:rPr>
+              <w:t>”</w:t>
+            </w:r>
+            <w:r>
+              <w:rPr>
+                <w:sz w:val="28"/>
+                <w:szCs w:val="28"/>
+                <w:lang w:val="ru-RU" w:eastAsia="ru-RU"/>
+              </w:rPr>
+              <w:t>.</w:t>
             </w:r>
           </w:p>
         </w:tc>
@@ -710,7 +736,7 @@
                 <w:sz w:val="28"/>
                 <w:szCs w:val="28"/>
               </w:rPr>
-              <w:t xml:space="preserve"> Программа выдает требования обмена.</w:t>
+              <w:t xml:space="preserve"> Происходит обмен валют, операция сохраняется в историю.</w:t>
             </w:r>
           </w:p>
         </w:tc>
@@ -746,7 +772,7 @@
               <w:pStyle w:val="a4"/>
               <w:numPr>
                 <w:ilvl w:val="0"/>
-                <w:numId w:val="2"/>
+                <w:numId w:val="5"/>
               </w:numPr>
               <w:rPr>
                 <w:sz w:val="28"/>
@@ -759,7 +785,31 @@
                 <w:szCs w:val="28"/>
                 <w:lang w:val="ru-RU"/>
               </w:rPr>
-              <w:t>нет</w:t>
+              <w:t xml:space="preserve">Программа выдает ошибку </w:t>
+            </w:r>
+            <w:r>
+              <w:rPr>
+                <w:sz w:val="28"/>
+                <w:szCs w:val="28"/>
+                <w:lang w:val="ru-RU"/>
+              </w:rPr>
+              <w:t>“</w:t>
+            </w:r>
+            <w:r>
+              <w:rPr>
+                <w:sz w:val="28"/>
+                <w:szCs w:val="28"/>
+                <w:lang w:val="ru-RU"/>
+              </w:rPr>
+              <w:t>превышен лимит обмена</w:t>
+            </w:r>
+            <w:r>
+              <w:rPr>
+                <w:sz w:val="28"/>
+                <w:szCs w:val="28"/>
+                <w:lang w:val="ru-RU"/>
+              </w:rPr>
+              <w:t>”</w:t>
             </w:r>
           </w:p>
         </w:tc>
@@ -805,24 +855,29 @@
                 <w:sz w:val="28"/>
                 <w:szCs w:val="28"/>
               </w:rPr>
-              <w:t>Обмен.</w:t>
-            </w:r>
-          </w:p>
-        </w:tc>
-      </w:tr>
-      <w:tr>
-        <w:tc>
-          <w:tcPr>
-            <w:tcW w:w="9345" w:type="dxa"/>
-          </w:tcPr>
-          <w:p>
-            <w:r>
-              <w:rPr>
-                <w:rFonts w:ascii="Times New Roman" w:hAnsi="Times New Roman"/>
-                <w:sz w:val="28"/>
-                <w:szCs w:val="28"/>
+              <w:t>Сохранение истории.</w:t>
+            </w:r>
+          </w:p>
+        </w:tc>
+      </w:tr>
+      <w:tr>
+        <w:tc>
+          <w:tcPr>
+            <w:tcW w:w="9345" w:type="dxa"/>
+          </w:tcPr>
+          <w:p>
+            <w:pPr>
+              <w:rPr>
                 <w:lang w:val="en-US"/>
               </w:rPr>
+            </w:pPr>
+            <w:r>
+              <w:rPr>
+                <w:rFonts w:ascii="Times New Roman" w:hAnsi="Times New Roman"/>
+                <w:sz w:val="28"/>
+                <w:szCs w:val="28"/>
+                <w:lang w:val="en-US"/>
+              </w:rPr>
               <w:t>I</w:t>
             </w:r>
             <w:r>
@@ -847,6 +902,7 @@
                 <w:rFonts w:ascii="Times New Roman" w:hAnsi="Times New Roman"/>
                 <w:sz w:val="28"/>
                 <w:szCs w:val="28"/>
+                <w:lang w:val="en-US"/>
               </w:rPr>
               <w:t>3</w:t>
             </w:r>
@@ -881,7 +937,7 @@
                 <w:sz w:val="28"/>
                 <w:szCs w:val="28"/>
               </w:rPr>
-              <w:t xml:space="preserve"> Обмен валюты 1 на валюту 2. </w:t>
+              <w:t xml:space="preserve"> Пользователь сохраняет свою историю операций.</w:t>
             </w:r>
           </w:p>
         </w:tc>
@@ -951,23 +1007,7 @@
                 <w:sz w:val="28"/>
                 <w:szCs w:val="28"/>
               </w:rPr>
-              <w:t>Приложение «Система обмена валют для онлайн-</w:t>
-            </w:r>
-            <w:r>
-              <w:rPr>
-                <w:rFonts w:ascii="Times New Roman" w:hAnsi="Times New Roman"/>
-                <w:sz w:val="28"/>
-                <w:szCs w:val="28"/>
-              </w:rPr>
-              <w:t>ба</w:t>
-            </w:r>
-            <w:r>
-              <w:rPr>
-                <w:rFonts w:ascii="Times New Roman" w:hAnsi="Times New Roman"/>
-                <w:sz w:val="28"/>
-                <w:szCs w:val="28"/>
-              </w:rPr>
-              <w:t>нка».</w:t>
+              <w:t>Приложение «Система обмена валют для онлайн-банка».</w:t>
             </w:r>
           </w:p>
         </w:tc>
@@ -1002,7 +1042,7 @@
                 <w:sz w:val="28"/>
                 <w:szCs w:val="28"/>
               </w:rPr>
-              <w:t>Выбран сценарий обмена</w:t>
+              <w:t>Уже совершен хотя бы один обмен с любым исходом</w:t>
             </w:r>
             <w:r>
               <w:rPr>
@@ -1043,7 +1083,7 @@
               <w:pStyle w:val="a4"/>
               <w:numPr>
                 <w:ilvl w:val="0"/>
-                <w:numId w:val="4"/>
+                <w:numId w:val="6"/>
               </w:numPr>
               <w:rPr>
                 <w:sz w:val="28"/>
@@ -1057,7 +1097,63 @@
                 <w:szCs w:val="28"/>
                 <w:lang w:val="ru-RU" w:eastAsia="ru-RU"/>
               </w:rPr>
-              <w:t>Пользователь вводит сумму для обмена.</w:t>
+              <w:t xml:space="preserve">Пользователь нажимает </w:t>
+            </w:r>
+            <w:r>
+              <w:rPr>
+                <w:sz w:val="28"/>
+                <w:szCs w:val="28"/>
+                <w:lang w:val="ru-RU" w:eastAsia="ru-RU"/>
+              </w:rPr>
+              <w:t>“</w:t>
+            </w:r>
+            <w:r>
+              <w:rPr>
+                <w:sz w:val="28"/>
+                <w:szCs w:val="28"/>
+                <w:lang w:val="ru-RU" w:eastAsia="ru-RU"/>
+              </w:rPr>
+              <w:t>Сохранить историю (</w:t>
+            </w:r>
+            <w:r>
+              <w:rPr>
+                <w:sz w:val="28"/>
+                <w:szCs w:val="28"/>
+                <w:lang w:val="ru-RU" w:eastAsia="ru-RU"/>
+              </w:rPr>
+              <w:t>.</w:t>
+            </w:r>
+            <w:r>
+              <w:rPr>
+                <w:sz w:val="28"/>
+                <w:szCs w:val="28"/>
+                <w:lang w:val="en-US" w:eastAsia="ru-RU"/>
+              </w:rPr>
+              <w:t>txt</w:t>
+            </w:r>
+            <w:r>
+              <w:rPr>
+                <w:sz w:val="28"/>
+                <w:szCs w:val="28"/>
+                <w:lang w:val="ru-RU" w:eastAsia="ru-RU"/>
+              </w:rPr>
+              <w:t>)</w:t>
+            </w:r>
+            <w:r>
+              <w:rPr>
+                <w:sz w:val="28"/>
+                <w:szCs w:val="28"/>
+                <w:lang w:val="ru-RU" w:eastAsia="ru-RU"/>
+              </w:rPr>
+              <w:t>”</w:t>
+            </w:r>
+            <w:r>
+              <w:rPr>
+                <w:sz w:val="28"/>
+                <w:szCs w:val="28"/>
+                <w:lang w:val="ru-RU" w:eastAsia="ru-RU"/>
+              </w:rPr>
+              <w:t>.</w:t>
             </w:r>
           </w:p>
           <w:p>
@@ -1065,7 +1161,7 @@
               <w:pStyle w:val="a4"/>
               <w:numPr>
                 <w:ilvl w:val="0"/>
-                <w:numId w:val="4"/>
+                <w:numId w:val="6"/>
               </w:numPr>
               <w:rPr>
                 <w:sz w:val="28"/>
@@ -1079,72 +1175,73 @@
                 <w:szCs w:val="28"/>
                 <w:lang w:val="ru-RU" w:eastAsia="ru-RU"/>
               </w:rPr>
-              <w:t>Пользователь нажимает</w:t>
-            </w:r>
-            <w:r>
-              <w:rPr>
-                <w:sz w:val="28"/>
-                <w:szCs w:val="28"/>
-                <w:lang w:val="en-US" w:eastAsia="ru-RU"/>
-              </w:rPr>
-              <w:t xml:space="preserve"> “</w:t>
-            </w:r>
-            <w:r>
-              <w:rPr>
-                <w:sz w:val="28"/>
-                <w:szCs w:val="28"/>
-                <w:lang w:val="ru-RU" w:eastAsia="ru-RU"/>
-              </w:rPr>
-              <w:t>Обменять</w:t>
-            </w:r>
-            <w:r>
-              <w:rPr>
-                <w:sz w:val="28"/>
-                <w:szCs w:val="28"/>
-                <w:lang w:val="en-US" w:eastAsia="ru-RU"/>
-              </w:rPr>
-              <w:t>”</w:t>
-            </w:r>
-            <w:r>
-              <w:rPr>
-                <w:sz w:val="28"/>
-                <w:szCs w:val="28"/>
-                <w:lang w:val="ru-RU" w:eastAsia="ru-RU"/>
+              <w:t>Пользователь выбирает папку, куда сохраняется файл с историей.</w:t>
+            </w:r>
+          </w:p>
+        </w:tc>
+      </w:tr>
+      <w:tr>
+        <w:tc>
+          <w:tcPr>
+            <w:tcW w:w="9345" w:type="dxa"/>
+          </w:tcPr>
+          <w:p>
+            <w:pPr>
+              <w:jc w:val="both"/>
+              <w:rPr>
+                <w:rFonts w:ascii="Times New Roman" w:hAnsi="Times New Roman"/>
+                <w:sz w:val="28"/>
+                <w:szCs w:val="28"/>
+              </w:rPr>
+            </w:pPr>
+            <w:r>
+              <w:rPr>
+                <w:rFonts w:ascii="Times New Roman" w:hAnsi="Times New Roman"/>
+                <w:sz w:val="28"/>
+                <w:szCs w:val="28"/>
+              </w:rPr>
+              <w:t>Постусловия:</w:t>
+            </w:r>
+            <w:r>
+              <w:rPr>
+                <w:rFonts w:ascii="Times New Roman" w:hAnsi="Times New Roman"/>
+                <w:sz w:val="28"/>
+                <w:szCs w:val="28"/>
+              </w:rPr>
+              <w:t xml:space="preserve"> </w:t>
+            </w:r>
+            <w:r>
+              <w:rPr>
+                <w:rFonts w:ascii="Times New Roman" w:hAnsi="Times New Roman"/>
+                <w:sz w:val="28"/>
+                <w:szCs w:val="28"/>
+              </w:rPr>
+              <w:t xml:space="preserve">Историю сохранена в файле </w:t>
+            </w:r>
+            <w:r>
+              <w:rPr>
+                <w:rFonts w:ascii="Times New Roman" w:hAnsi="Times New Roman"/>
+                <w:sz w:val="28"/>
+                <w:szCs w:val="28"/>
               </w:rPr>
               <w:t>.</w:t>
             </w:r>
-          </w:p>
-        </w:tc>
-      </w:tr>
-      <w:tr>
-        <w:tc>
-          <w:tcPr>
-            <w:tcW w:w="9345" w:type="dxa"/>
-          </w:tcPr>
-          <w:p>
-            <w:pPr>
-              <w:jc w:val="both"/>
-              <w:rPr>
-                <w:rFonts w:ascii="Times New Roman" w:hAnsi="Times New Roman"/>
-                <w:sz w:val="28"/>
-                <w:szCs w:val="28"/>
-              </w:rPr>
-            </w:pPr>
-            <w:r>
-              <w:rPr>
-                <w:rFonts w:ascii="Times New Roman" w:hAnsi="Times New Roman"/>
-                <w:sz w:val="28"/>
-                <w:szCs w:val="28"/>
-              </w:rPr>
-              <w:t>Постусловия:</w:t>
-            </w:r>
-            <w:r>
-              <w:rPr>
-                <w:rFonts w:ascii="Times New Roman" w:hAnsi="Times New Roman"/>
-                <w:sz w:val="28"/>
-                <w:szCs w:val="28"/>
-              </w:rPr>
-              <w:t xml:space="preserve"> Происходит обмен валют, операция сохраняется в историю.</w:t>
+            <w:r>
+              <w:rPr>
+                <w:rFonts w:ascii="Times New Roman" w:hAnsi="Times New Roman"/>
+                <w:sz w:val="28"/>
+                <w:szCs w:val="28"/>
+                <w:lang w:val="en-US"/>
+              </w:rPr>
+              <w:t>txt</w:t>
+            </w:r>
+            <w:r>
+              <w:rPr>
+                <w:rFonts w:ascii="Times New Roman" w:hAnsi="Times New Roman"/>
+                <w:sz w:val="28"/>
+                <w:szCs w:val="28"/>
+              </w:rPr>
+              <w:t>.</w:t>
             </w:r>
           </w:p>
         </w:tc>
@@ -1180,19 +1277,19 @@
               <w:pStyle w:val="a4"/>
               <w:numPr>
                 <w:ilvl w:val="0"/>
-                <w:numId w:val="5"/>
+                <w:numId w:val="7"/>
               </w:numPr>
               <w:rPr>
                 <w:sz w:val="28"/>
                 <w:szCs w:val="28"/>
-              </w:rPr>
-            </w:pPr>
-            <w:r>
-              <w:rPr>
-                <w:sz w:val="28"/>
-                <w:szCs w:val="28"/>
                 <w:lang w:val="ru-RU"/>
               </w:rPr>
+            </w:pPr>
+            <w:r>
+              <w:rPr>
+                <w:sz w:val="28"/>
+                <w:szCs w:val="28"/>
+              </w:rPr>
               <w:t xml:space="preserve">Программа выдает ошибку </w:t>
             </w:r>
             <w:r>
@@ -1209,7 +1306,52 @@
                 <w:szCs w:val="28"/>
                 <w:lang w:val="ru-RU"/>
               </w:rPr>
-              <w:t>превышен лимит обмена</w:t>
+              <w:t>отсутствует история операций</w:t>
+            </w:r>
+            <w:r>
+              <w:rPr>
+                <w:sz w:val="28"/>
+                <w:szCs w:val="28"/>
+                <w:lang w:val="ru-RU"/>
+              </w:rPr>
+              <w:t>”</w:t>
+            </w:r>
+          </w:p>
+          <w:p>
+            <w:pPr>
+              <w:pStyle w:val="a4"/>
+              <w:numPr>
+                <w:ilvl w:val="0"/>
+                <w:numId w:val="7"/>
+              </w:numPr>
+              <w:rPr>
+                <w:sz w:val="28"/>
+                <w:szCs w:val="28"/>
+                <w:lang w:val="ru-RU"/>
+              </w:rPr>
+            </w:pPr>
+            <w:r>
+              <w:rPr>
+                <w:sz w:val="28"/>
+                <w:szCs w:val="28"/>
+              </w:rPr>
+              <w:t xml:space="preserve">Программа выдает ошибку </w:t>
+            </w:r>
+            <w:r>
+              <w:rPr>
+                <w:sz w:val="28"/>
+                <w:szCs w:val="28"/>
+                <w:lang w:val="ru-RU"/>
+              </w:rPr>
+              <w:t>“</w:t>
+            </w:r>
+            <w:r>
+              <w:rPr>
+                <w:sz w:val="28"/>
+                <w:szCs w:val="28"/>
+                <w:lang w:val="ru-RU"/>
+              </w:rPr>
+              <w:t>недостаточно места на диске</w:t>
             </w:r>
             <w:r>
               <w:rPr>
@@ -1243,11 +1385,6 @@
             <w:tcW w:w="9345" w:type="dxa"/>
           </w:tcPr>
           <w:p>
-            <w:pPr>
-              <w:rPr>
-                <w:lang w:val="en-US"/>
-              </w:rPr>
-            </w:pPr>
             <w:r>
               <w:rPr>
                 <w:rFonts w:ascii="Times New Roman" w:hAnsi="Times New Roman"/>
@@ -1263,24 +1400,29 @@
                 <w:sz w:val="28"/>
                 <w:szCs w:val="28"/>
               </w:rPr>
-              <w:t>Сохранение истории.</w:t>
-            </w:r>
-          </w:p>
-        </w:tc>
-      </w:tr>
-      <w:tr>
-        <w:tc>
-          <w:tcPr>
-            <w:tcW w:w="9345" w:type="dxa"/>
-          </w:tcPr>
-          <w:p>
-            <w:r>
-              <w:rPr>
-                <w:rFonts w:ascii="Times New Roman" w:hAnsi="Times New Roman"/>
-                <w:sz w:val="28"/>
-                <w:szCs w:val="28"/>
+              <w:t>Изменение лимита обмена.</w:t>
+            </w:r>
+          </w:p>
+        </w:tc>
+      </w:tr>
+      <w:tr>
+        <w:tc>
+          <w:tcPr>
+            <w:tcW w:w="9345" w:type="dxa"/>
+          </w:tcPr>
+          <w:p>
+            <w:pPr>
+              <w:rPr>
                 <w:lang w:val="en-US"/>
               </w:rPr>
+            </w:pPr>
+            <w:r>
+              <w:rPr>
+                <w:rFonts w:ascii="Times New Roman" w:hAnsi="Times New Roman"/>
+                <w:sz w:val="28"/>
+                <w:szCs w:val="28"/>
+                <w:lang w:val="en-US"/>
+              </w:rPr>
               <w:t>I</w:t>
             </w:r>
             <w:r>
@@ -1305,6 +1447,7 @@
                 <w:rFonts w:ascii="Times New Roman" w:hAnsi="Times New Roman"/>
                 <w:sz w:val="28"/>
                 <w:szCs w:val="28"/>
+                <w:lang w:val="en-US"/>
               </w:rPr>
               <w:t>4</w:t>
             </w:r>
@@ -1339,7 +1482,7 @@
                 <w:sz w:val="28"/>
                 <w:szCs w:val="28"/>
               </w:rPr>
-              <w:t xml:space="preserve"> Пользователь сохраняет свою историю операций.</w:t>
+              <w:t xml:space="preserve"> Администратор изменяет лимит обмена для конкретного сценария обмена.</w:t>
             </w:r>
           </w:p>
         </w:tc>
@@ -1368,13 +1511,18 @@
             </w:r>
           </w:p>
           <w:p>
-            <w:r>
-              <w:rPr>
-                <w:rFonts w:ascii="Times New Roman" w:hAnsi="Times New Roman"/>
-                <w:sz w:val="28"/>
-                <w:szCs w:val="28"/>
-              </w:rPr>
-              <w:t>Пользователь</w:t>
+            <w:pPr>
+              <w:rPr>
+                <w:lang w:val="en-US"/>
+              </w:rPr>
+            </w:pPr>
+            <w:r>
+              <w:rPr>
+                <w:rFonts w:ascii="Times New Roman" w:hAnsi="Times New Roman"/>
+                <w:sz w:val="28"/>
+                <w:szCs w:val="28"/>
+              </w:rPr>
+              <w:t>Администратор.</w:t>
             </w:r>
           </w:p>
         </w:tc>
@@ -1409,23 +1557,7 @@
                 <w:sz w:val="28"/>
                 <w:szCs w:val="28"/>
               </w:rPr>
-              <w:t>Приложение «Система обмена валют для онлайн-</w:t>
-            </w:r>
-            <w:r>
-              <w:rPr>
-                <w:rFonts w:ascii="Times New Roman" w:hAnsi="Times New Roman"/>
-                <w:sz w:val="28"/>
-                <w:szCs w:val="28"/>
-              </w:rPr>
-              <w:t>ба</w:t>
-            </w:r>
-            <w:r>
-              <w:rPr>
-                <w:rFonts w:ascii="Times New Roman" w:hAnsi="Times New Roman"/>
-                <w:sz w:val="28"/>
-                <w:szCs w:val="28"/>
-              </w:rPr>
-              <w:t>нка».</w:t>
+              <w:t>Приложение «Система обмена валют для онлайн-банка».</w:t>
             </w:r>
           </w:p>
         </w:tc>
@@ -1460,15 +1592,7 @@
                 <w:sz w:val="28"/>
                 <w:szCs w:val="28"/>
               </w:rPr>
-              <w:t>Уже совершен хотя бы один обмен с любым исходом</w:t>
-            </w:r>
-            <w:r>
-              <w:rPr>
-                <w:rFonts w:ascii="Times New Roman" w:hAnsi="Times New Roman"/>
-                <w:sz w:val="28"/>
-                <w:szCs w:val="28"/>
-              </w:rPr>
-              <w:t>.</w:t>
+              <w:t>Программа успешно запущена и готова к работе.</w:t>
             </w:r>
           </w:p>
         </w:tc>
@@ -1501,7 +1625,7 @@
               <w:pStyle w:val="a4"/>
               <w:numPr>
                 <w:ilvl w:val="0"/>
-                <w:numId w:val="6"/>
+                <w:numId w:val="8"/>
               </w:numPr>
               <w:rPr>
                 <w:sz w:val="28"/>
@@ -1515,7 +1639,7 @@
                 <w:szCs w:val="28"/>
                 <w:lang w:val="ru-RU" w:eastAsia="ru-RU"/>
               </w:rPr>
-              <w:t xml:space="preserve">Пользователь нажимает </w:t>
+              <w:t xml:space="preserve">Администратор </w:t>
             </w:r>
             <w:r>
               <w:rPr>
@@ -1523,55 +1647,7 @@
                 <w:szCs w:val="28"/>
                 <w:lang w:val="ru-RU" w:eastAsia="ru-RU"/>
               </w:rPr>
-              <w:t>“</w:t>
-            </w:r>
-            <w:r>
-              <w:rPr>
-                <w:sz w:val="28"/>
-                <w:szCs w:val="28"/>
-                <w:lang w:val="ru-RU" w:eastAsia="ru-RU"/>
-              </w:rPr>
-              <w:t>Сохранить историю (</w:t>
-            </w:r>
-            <w:r>
-              <w:rPr>
-                <w:sz w:val="28"/>
-                <w:szCs w:val="28"/>
-                <w:lang w:val="ru-RU" w:eastAsia="ru-RU"/>
-              </w:rPr>
-              <w:t>.</w:t>
-            </w:r>
-            <w:r>
-              <w:rPr>
-                <w:sz w:val="28"/>
-                <w:szCs w:val="28"/>
-                <w:lang w:val="en-US" w:eastAsia="ru-RU"/>
-              </w:rPr>
-              <w:t>txt</w:t>
-            </w:r>
-            <w:r>
-              <w:rPr>
-                <w:sz w:val="28"/>
-                <w:szCs w:val="28"/>
-                <w:lang w:val="ru-RU" w:eastAsia="ru-RU"/>
-              </w:rPr>
-              <w:t>)</w:t>
-            </w:r>
-            <w:r>
-              <w:rPr>
-                <w:sz w:val="28"/>
-                <w:szCs w:val="28"/>
-                <w:lang w:val="ru-RU" w:eastAsia="ru-RU"/>
-              </w:rPr>
-              <w:t>”</w:t>
-            </w:r>
-            <w:r>
-              <w:rPr>
-                <w:sz w:val="28"/>
-                <w:szCs w:val="28"/>
-                <w:lang w:val="ru-RU" w:eastAsia="ru-RU"/>
-              </w:rPr>
-              <w:t>.</w:t>
+              <w:t>выбирает сценарий обмена.</w:t>
             </w:r>
           </w:p>
           <w:p>
@@ -1579,7 +1655,7 @@
               <w:pStyle w:val="a4"/>
               <w:numPr>
                 <w:ilvl w:val="0"/>
-                <w:numId w:val="6"/>
+                <w:numId w:val="8"/>
               </w:numPr>
               <w:rPr>
                 <w:sz w:val="28"/>
@@ -1593,7 +1669,7 @@
                 <w:szCs w:val="28"/>
                 <w:lang w:val="ru-RU" w:eastAsia="ru-RU"/>
               </w:rPr>
-              <w:t>Пользователь выбирает папку, куда сохраняется файл с историей.</w:t>
+              <w:t>Администратор задает лимит на транзакцию.</w:t>
             </w:r>
           </w:p>
         </w:tc>
@@ -1626,40 +1702,7 @@
                 <w:sz w:val="28"/>
                 <w:szCs w:val="28"/>
               </w:rPr>
-              <w:t xml:space="preserve"> </w:t>
-            </w:r>
-            <w:r>
-              <w:rPr>
-                <w:rFonts w:ascii="Times New Roman" w:hAnsi="Times New Roman"/>
-                <w:sz w:val="28"/>
-                <w:szCs w:val="28"/>
-              </w:rPr>
-              <w:t xml:space="preserve">Историю сохранена в файле </w:t>
-            </w:r>
-            <w:r>
-              <w:rPr>
-                <w:rFonts w:ascii="Times New Roman" w:hAnsi="Times New Roman"/>
-                <w:sz w:val="28"/>
-                <w:szCs w:val="28"/>
-              </w:rPr>
-              <w:t>.</w:t>
-            </w:r>
-            <w:r>
-              <w:rPr>
-                <w:rFonts w:ascii="Times New Roman" w:hAnsi="Times New Roman"/>
-                <w:sz w:val="28"/>
-                <w:szCs w:val="28"/>
-                <w:lang w:val="en-US"/>
-              </w:rPr>
-              <w:t>txt</w:t>
-            </w:r>
-            <w:r>
-              <w:rPr>
-                <w:rFonts w:ascii="Times New Roman" w:hAnsi="Times New Roman"/>
-                <w:sz w:val="28"/>
-                <w:szCs w:val="28"/>
-              </w:rPr>
-              <w:t>.</w:t>
+              <w:t xml:space="preserve"> Лимит на транзакцию изменен.</w:t>
             </w:r>
           </w:p>
         </w:tc>
@@ -1695,89 +1738,20 @@
               <w:pStyle w:val="a4"/>
               <w:numPr>
                 <w:ilvl w:val="0"/>
-                <w:numId w:val="7"/>
+                <w:numId w:val="9"/>
               </w:numPr>
               <w:rPr>
                 <w:sz w:val="28"/>
                 <w:szCs w:val="28"/>
+              </w:rPr>
+            </w:pPr>
+            <w:r>
+              <w:rPr>
+                <w:sz w:val="28"/>
+                <w:szCs w:val="28"/>
                 <w:lang w:val="ru-RU"/>
               </w:rPr>
-            </w:pPr>
-            <w:r>
-              <w:rPr>
-                <w:sz w:val="28"/>
-                <w:szCs w:val="28"/>
-              </w:rPr>
-              <w:t xml:space="preserve">Программа выдает ошибку </w:t>
-            </w:r>
-            <w:r>
-              <w:rPr>
-                <w:sz w:val="28"/>
-                <w:szCs w:val="28"/>
-                <w:lang w:val="ru-RU"/>
-              </w:rPr>
-              <w:t>“</w:t>
-            </w:r>
-            <w:r>
-              <w:rPr>
-                <w:sz w:val="28"/>
-                <w:szCs w:val="28"/>
-                <w:lang w:val="ru-RU"/>
-              </w:rPr>
-              <w:t>отсутствует история операций</w:t>
-            </w:r>
-            <w:r>
-              <w:rPr>
-                <w:sz w:val="28"/>
-                <w:szCs w:val="28"/>
-                <w:lang w:val="ru-RU"/>
-              </w:rPr>
-              <w:t>”</w:t>
-            </w:r>
-          </w:p>
-          <w:p>
-            <w:pPr>
-              <w:pStyle w:val="a4"/>
-              <w:numPr>
-                <w:ilvl w:val="0"/>
-                <w:numId w:val="7"/>
-              </w:numPr>
-              <w:rPr>
-                <w:sz w:val="28"/>
-                <w:szCs w:val="28"/>
-                <w:lang w:val="ru-RU"/>
-              </w:rPr>
-            </w:pPr>
-            <w:r>
-              <w:rPr>
-                <w:sz w:val="28"/>
-                <w:szCs w:val="28"/>
-              </w:rPr>
-              <w:t xml:space="preserve">Программа выдает ошибку </w:t>
-            </w:r>
-            <w:r>
-              <w:rPr>
-                <w:sz w:val="28"/>
-                <w:szCs w:val="28"/>
-                <w:lang w:val="ru-RU"/>
-              </w:rPr>
-              <w:t>“</w:t>
-            </w:r>
-            <w:r>
-              <w:rPr>
-                <w:sz w:val="28"/>
-                <w:szCs w:val="28"/>
-                <w:lang w:val="ru-RU"/>
-              </w:rPr>
-              <w:t>недостаточно места на диске</w:t>
-            </w:r>
-            <w:r>
-              <w:rPr>
-                <w:sz w:val="28"/>
-                <w:szCs w:val="28"/>
-                <w:lang w:val="ru-RU"/>
-              </w:rPr>
-              <w:t>”</w:t>
+              <w:t>Нет.</w:t>
             </w:r>
           </w:p>
         </w:tc>
@@ -1803,6 +1777,11 @@
             <w:tcW w:w="9345" w:type="dxa"/>
           </w:tcPr>
           <w:p>
+            <w:pPr>
+              <w:rPr>
+                <w:lang w:val="en-US"/>
+              </w:rPr>
+            </w:pPr>
             <w:r>
               <w:rPr>
                 <w:rFonts w:ascii="Times New Roman" w:hAnsi="Times New Roman"/>
@@ -1818,24 +1797,29 @@
                 <w:sz w:val="28"/>
                 <w:szCs w:val="28"/>
               </w:rPr>
-              <w:t>Изменение лимита обмена.</w:t>
-            </w:r>
-          </w:p>
-        </w:tc>
-      </w:tr>
-      <w:tr>
-        <w:tc>
-          <w:tcPr>
-            <w:tcW w:w="9345" w:type="dxa"/>
-          </w:tcPr>
-          <w:p>
-            <w:r>
-              <w:rPr>
-                <w:rFonts w:ascii="Times New Roman" w:hAnsi="Times New Roman"/>
-                <w:sz w:val="28"/>
-                <w:szCs w:val="28"/>
+              <w:t>Изменение порога спецкомиссии.</w:t>
+            </w:r>
+          </w:p>
+        </w:tc>
+      </w:tr>
+      <w:tr>
+        <w:tc>
+          <w:tcPr>
+            <w:tcW w:w="9345" w:type="dxa"/>
+          </w:tcPr>
+          <w:p>
+            <w:pPr>
+              <w:rPr>
                 <w:lang w:val="en-US"/>
               </w:rPr>
+            </w:pPr>
+            <w:r>
+              <w:rPr>
+                <w:rFonts w:ascii="Times New Roman" w:hAnsi="Times New Roman"/>
+                <w:sz w:val="28"/>
+                <w:szCs w:val="28"/>
+                <w:lang w:val="en-US"/>
+              </w:rPr>
               <w:t>I</w:t>
             </w:r>
             <w:r>
@@ -1860,6 +1844,7 @@
                 <w:rFonts w:ascii="Times New Roman" w:hAnsi="Times New Roman"/>
                 <w:sz w:val="28"/>
                 <w:szCs w:val="28"/>
+                <w:lang w:val="en-US"/>
               </w:rPr>
               <w:t>5</w:t>
             </w:r>
@@ -1894,7 +1879,15 @@
                 <w:sz w:val="28"/>
                 <w:szCs w:val="28"/>
               </w:rPr>
-              <w:t xml:space="preserve"> Администратор изменяет лимит обмена для конкретного сценария обмена.</w:t>
+              <w:t xml:space="preserve"> </w:t>
+            </w:r>
+            <w:r>
+              <w:rPr>
+                <w:rFonts w:ascii="Times New Roman" w:hAnsi="Times New Roman" w:cs="Times New Roman"/>
+                <w:sz w:val="28"/>
+                <w:szCs w:val="28"/>
+              </w:rPr>
+              <w:t>Администратор устанавливает порог спецкомиссии для определенного сценария обмена.</w:t>
             </w:r>
           </w:p>
         </w:tc>
@@ -1923,11 +1916,6 @@
             </w:r>
           </w:p>
           <w:p>
-            <w:pPr>
-              <w:rPr>
-                <w:lang w:val="en-US"/>
-              </w:rPr>
-            </w:pPr>
             <w:r>
               <w:rPr>
                 <w:rFonts w:ascii="Times New Roman" w:hAnsi="Times New Roman"/>
@@ -1969,23 +1957,7 @@
                 <w:sz w:val="28"/>
                 <w:szCs w:val="28"/>
               </w:rPr>
-              <w:t>Приложение «Система обмена валют для онлайн-</w:t>
-            </w:r>
-            <w:r>
-              <w:rPr>
-                <w:rFonts w:ascii="Times New Roman" w:hAnsi="Times New Roman"/>
-                <w:sz w:val="28"/>
-                <w:szCs w:val="28"/>
-              </w:rPr>
-              <w:t>ба</w:t>
-            </w:r>
-            <w:r>
-              <w:rPr>
-                <w:rFonts w:ascii="Times New Roman" w:hAnsi="Times New Roman"/>
-                <w:sz w:val="28"/>
-                <w:szCs w:val="28"/>
-              </w:rPr>
-              <w:t>нка».</w:t>
+              <w:t>Приложение «Система обмена валют для онлайн-банка».</w:t>
             </w:r>
           </w:p>
         </w:tc>
@@ -2053,7 +2025,7 @@
               <w:pStyle w:val="a4"/>
               <w:numPr>
                 <w:ilvl w:val="0"/>
-                <w:numId w:val="8"/>
+                <w:numId w:val="10"/>
               </w:numPr>
               <w:rPr>
                 <w:sz w:val="28"/>
@@ -2067,15 +2039,7 @@
                 <w:szCs w:val="28"/>
                 <w:lang w:val="ru-RU" w:eastAsia="ru-RU"/>
               </w:rPr>
-              <w:t xml:space="preserve">Администратор </w:t>
-            </w:r>
-            <w:r>
-              <w:rPr>
-                <w:sz w:val="28"/>
-                <w:szCs w:val="28"/>
-                <w:lang w:val="ru-RU" w:eastAsia="ru-RU"/>
-              </w:rPr>
-              <w:t>выбирает сценарий обмена.</w:t>
+              <w:t>Администратор выбирает нужный сценарий обмена.</w:t>
             </w:r>
           </w:p>
           <w:p>
@@ -2083,7 +2047,7 @@
               <w:pStyle w:val="a4"/>
               <w:numPr>
                 <w:ilvl w:val="0"/>
-                <w:numId w:val="8"/>
+                <w:numId w:val="10"/>
               </w:numPr>
               <w:rPr>
                 <w:sz w:val="28"/>
@@ -2097,7 +2061,29 @@
                 <w:szCs w:val="28"/>
                 <w:lang w:val="ru-RU" w:eastAsia="ru-RU"/>
               </w:rPr>
-              <w:t>Администратор задает лимит на транзакцию.</w:t>
+              <w:t>Администратор задает порог спецкомиссии.</w:t>
+            </w:r>
+          </w:p>
+          <w:p>
+            <w:pPr>
+              <w:pStyle w:val="a4"/>
+              <w:numPr>
+                <w:ilvl w:val="0"/>
+                <w:numId w:val="10"/>
+              </w:numPr>
+              <w:rPr>
+                <w:sz w:val="28"/>
+                <w:szCs w:val="28"/>
+                <w:lang w:eastAsia="ru-RU"/>
+              </w:rPr>
+            </w:pPr>
+            <w:r>
+              <w:rPr>
+                <w:sz w:val="28"/>
+                <w:szCs w:val="28"/>
+                <w:lang w:val="ru-RU" w:eastAsia="ru-RU"/>
+              </w:rPr>
+              <w:t>Администратор устанавливает уменьшенную комиссию.</w:t>
             </w:r>
           </w:p>
         </w:tc>
@@ -2130,7 +2116,7 @@
                 <w:sz w:val="28"/>
                 <w:szCs w:val="28"/>
               </w:rPr>
-              <w:t xml:space="preserve"> Лимит на транзакцию изменен.</w:t>
+              <w:t xml:space="preserve"> Устанавливается новый порог спецкомиссии для определенного сценария использования.</w:t>
             </w:r>
           </w:p>
         </w:tc>
@@ -2166,7 +2152,7 @@
               <w:pStyle w:val="a4"/>
               <w:numPr>
                 <w:ilvl w:val="0"/>
-                <w:numId w:val="9"/>
+                <w:numId w:val="11"/>
               </w:numPr>
               <w:rPr>
                 <w:sz w:val="28"/>
@@ -2179,7 +2165,7 @@
                 <w:szCs w:val="28"/>
                 <w:lang w:val="ru-RU"/>
               </w:rPr>
-              <w:t>Нет.</w:t>
+              <w:t>Нет</w:t>
             </w:r>
           </w:p>
         </w:tc>
@@ -2225,7 +2211,7 @@
                 <w:sz w:val="28"/>
                 <w:szCs w:val="28"/>
               </w:rPr>
-              <w:t>Изменение порога спецкомиссии.</w:t>
+              <w:t>Сохранение истории пользователей.</w:t>
             </w:r>
           </w:p>
         </w:tc>
@@ -2272,6 +2258,7 @@
                 <w:rFonts w:ascii="Times New Roman" w:hAnsi="Times New Roman"/>
                 <w:sz w:val="28"/>
                 <w:szCs w:val="28"/>
+                <w:lang w:val="en-US"/>
               </w:rPr>
               <w:t>6</w:t>
             </w:r>
@@ -2306,15 +2293,7 @@
                 <w:sz w:val="28"/>
                 <w:szCs w:val="28"/>
               </w:rPr>
-              <w:t xml:space="preserve"> </w:t>
-            </w:r>
-            <w:r>
-              <w:rPr>
-                <w:rFonts w:ascii="Times New Roman" w:hAnsi="Times New Roman" w:cs="Times New Roman"/>
-                <w:sz w:val="28"/>
-                <w:szCs w:val="28"/>
-              </w:rPr>
-              <w:t>Администратор устанавливает порог спецкомиссии для определенного сценария обмена.</w:t>
+              <w:t xml:space="preserve"> Администратор сохраняет историю пользователей.</w:t>
             </w:r>
           </w:p>
         </w:tc>
@@ -2384,23 +2363,7 @@
                 <w:sz w:val="28"/>
                 <w:szCs w:val="28"/>
               </w:rPr>
-              <w:t>Приложение «Система обмена валют для онлайн-</w:t>
-            </w:r>
-            <w:r>
-              <w:rPr>
-                <w:rFonts w:ascii="Times New Roman" w:hAnsi="Times New Roman"/>
-                <w:sz w:val="28"/>
-                <w:szCs w:val="28"/>
-              </w:rPr>
-              <w:t>ба</w:t>
-            </w:r>
-            <w:r>
-              <w:rPr>
-                <w:rFonts w:ascii="Times New Roman" w:hAnsi="Times New Roman"/>
-                <w:sz w:val="28"/>
-                <w:szCs w:val="28"/>
-              </w:rPr>
-              <w:t>нка».</w:t>
+              <w:t>Приложение «Система обмена валют для онлайн-банка».</w:t>
             </w:r>
           </w:p>
         </w:tc>
@@ -2468,7 +2431,7 @@
               <w:pStyle w:val="a4"/>
               <w:numPr>
                 <w:ilvl w:val="0"/>
-                <w:numId w:val="10"/>
+                <w:numId w:val="12"/>
               </w:numPr>
               <w:rPr>
                 <w:sz w:val="28"/>
@@ -2482,7 +2445,31 @@
                 <w:szCs w:val="28"/>
                 <w:lang w:val="ru-RU" w:eastAsia="ru-RU"/>
               </w:rPr>
-              <w:t>Администратор выбирает нужный сценарий обмена.</w:t>
+              <w:t xml:space="preserve">Администратор </w:t>
+            </w:r>
+            <w:r>
+              <w:rPr>
+                <w:sz w:val="28"/>
+                <w:szCs w:val="28"/>
+                <w:lang w:eastAsia="ru-RU"/>
+              </w:rPr>
+              <w:t>нажимает “Сохранить историю (.</w:t>
+            </w:r>
+            <w:r>
+              <w:rPr>
+                <w:sz w:val="28"/>
+                <w:szCs w:val="28"/>
+                <w:lang w:val="en-US" w:eastAsia="ru-RU"/>
+              </w:rPr>
+              <w:t>txt</w:t>
+            </w:r>
+            <w:r>
+              <w:rPr>
+                <w:sz w:val="28"/>
+                <w:szCs w:val="28"/>
+                <w:lang w:eastAsia="ru-RU"/>
+              </w:rPr>
+              <w:t>)”.</w:t>
             </w:r>
           </w:p>
           <w:p>
@@ -2490,7 +2477,7 @@
               <w:pStyle w:val="a4"/>
               <w:numPr>
                 <w:ilvl w:val="0"/>
-                <w:numId w:val="10"/>
+                <w:numId w:val="12"/>
               </w:numPr>
               <w:rPr>
                 <w:sz w:val="28"/>
@@ -2504,7 +2491,60 @@
                 <w:szCs w:val="28"/>
                 <w:lang w:val="ru-RU" w:eastAsia="ru-RU"/>
               </w:rPr>
-              <w:t>Администратор задает порог спецкомиссии.</w:t>
+              <w:t>Администратор выбирает папку, куда сохраняется файл с историей.</w:t>
+            </w:r>
+          </w:p>
+        </w:tc>
+      </w:tr>
+      <w:tr>
+        <w:tc>
+          <w:tcPr>
+            <w:tcW w:w="9345" w:type="dxa"/>
+          </w:tcPr>
+          <w:p>
+            <w:pPr>
+              <w:jc w:val="both"/>
+              <w:rPr>
+                <w:rFonts w:ascii="Times New Roman" w:hAnsi="Times New Roman"/>
+                <w:sz w:val="28"/>
+                <w:szCs w:val="28"/>
+              </w:rPr>
+            </w:pPr>
+            <w:r>
+              <w:rPr>
+                <w:rFonts w:ascii="Times New Roman" w:hAnsi="Times New Roman"/>
+                <w:sz w:val="28"/>
+                <w:szCs w:val="28"/>
+              </w:rPr>
+              <w:t>Постусловия:</w:t>
+            </w:r>
+          </w:p>
+        </w:tc>
+      </w:tr>
+      <w:tr>
+        <w:trPr>
+          <w:trHeight w:val="611"/>
+        </w:trPr>
+        <w:tc>
+          <w:tcPr>
+            <w:tcW w:w="9345" w:type="dxa"/>
+          </w:tcPr>
+          <w:p>
+            <w:pPr>
+              <w:jc w:val="both"/>
+              <w:rPr>
+                <w:rFonts w:ascii="Times New Roman" w:hAnsi="Times New Roman"/>
+                <w:sz w:val="28"/>
+                <w:szCs w:val="28"/>
+              </w:rPr>
+            </w:pPr>
+            <w:r>
+              <w:rPr>
+                <w:rFonts w:ascii="Times New Roman" w:hAnsi="Times New Roman"/>
+                <w:sz w:val="28"/>
+                <w:szCs w:val="28"/>
+              </w:rPr>
+              <w:t>Альтернативные потоки:</w:t>
             </w:r>
           </w:p>
           <w:p>
@@ -2512,82 +2552,19 @@
               <w:pStyle w:val="a4"/>
               <w:numPr>
                 <w:ilvl w:val="0"/>
-                <w:numId w:val="10"/>
+                <w:numId w:val="13"/>
               </w:numPr>
               <w:rPr>
                 <w:sz w:val="28"/>
                 <w:szCs w:val="28"/>
-                <w:lang w:eastAsia="ru-RU"/>
-              </w:rPr>
-            </w:pPr>
-            <w:r>
-              <w:rPr>
-                <w:sz w:val="28"/>
-                <w:szCs w:val="28"/>
-                <w:lang w:val="ru-RU" w:eastAsia="ru-RU"/>
-              </w:rPr>
-              <w:t>Администратор устанавливает уменьшенную комиссию.</w:t>
-            </w:r>
-          </w:p>
-        </w:tc>
-      </w:tr>
-      <w:tr>
-        <w:tc>
-          <w:tcPr>
-            <w:tcW w:w="9345" w:type="dxa"/>
-          </w:tcPr>
-          <w:p>
-            <w:pPr>
-              <w:jc w:val="both"/>
-              <w:rPr>
-                <w:rFonts w:ascii="Times New Roman" w:hAnsi="Times New Roman"/>
-                <w:sz w:val="28"/>
-                <w:szCs w:val="28"/>
-              </w:rPr>
-            </w:pPr>
-            <w:r>
-              <w:rPr>
-                <w:rFonts w:ascii="Times New Roman" w:hAnsi="Times New Roman"/>
-                <w:sz w:val="28"/>
-                <w:szCs w:val="28"/>
-              </w:rPr>
-              <w:t>Постусловия:</w:t>
-            </w:r>
-            <w:r>
-              <w:rPr>
-                <w:rFonts w:ascii="Times New Roman" w:hAnsi="Times New Roman"/>
-                <w:sz w:val="28"/>
-                <w:szCs w:val="28"/>
-              </w:rPr>
-              <w:t xml:space="preserve"> Устанавливается новый порог спецкомиссии для определенного сценария использования.</w:t>
-            </w:r>
-          </w:p>
-        </w:tc>
-      </w:tr>
-      <w:tr>
-        <w:trPr>
-          <w:trHeight w:val="611"/>
-        </w:trPr>
-        <w:tc>
-          <w:tcPr>
-            <w:tcW w:w="9345" w:type="dxa"/>
-          </w:tcPr>
-          <w:p>
-            <w:pPr>
-              <w:jc w:val="both"/>
-              <w:rPr>
-                <w:rFonts w:ascii="Times New Roman" w:hAnsi="Times New Roman"/>
-                <w:sz w:val="28"/>
-                <w:szCs w:val="28"/>
-              </w:rPr>
-            </w:pPr>
-            <w:r>
-              <w:rPr>
-                <w:rFonts w:ascii="Times New Roman" w:hAnsi="Times New Roman"/>
-                <w:sz w:val="28"/>
-                <w:szCs w:val="28"/>
-              </w:rPr>
-              <w:t>Альтернативные потоки:</w:t>
+              </w:rPr>
+            </w:pPr>
+            <w:r>
+              <w:rPr>
+                <w:sz w:val="28"/>
+                <w:szCs w:val="28"/>
+              </w:rPr>
+              <w:t>Программа выдает ошибку “отсутствует история операций”</w:t>
             </w:r>
           </w:p>
           <w:p>
@@ -2595,7 +2572,7 @@
               <w:pStyle w:val="a4"/>
               <w:numPr>
                 <w:ilvl w:val="0"/>
-                <w:numId w:val="11"/>
+                <w:numId w:val="13"/>
               </w:numPr>
               <w:rPr>
                 <w:sz w:val="28"/>
@@ -2606,9 +2583,8 @@
               <w:rPr>
                 <w:sz w:val="28"/>
                 <w:szCs w:val="28"/>
-                <w:lang w:val="ru-RU"/>
-              </w:rPr>
-              <w:t>Нет</w:t>
+              </w:rPr>
+              <w:t>Программа выдает ошибку “недостаточно места на диске”</w:t>
             </w:r>
           </w:p>
         </w:tc>
@@ -2654,24 +2630,29 @@
                 <w:sz w:val="28"/>
                 <w:szCs w:val="28"/>
               </w:rPr>
-              <w:t>Сохранение истории пользователей.</w:t>
-            </w:r>
-          </w:p>
-        </w:tc>
-      </w:tr>
-      <w:tr>
-        <w:tc>
-          <w:tcPr>
-            <w:tcW w:w="9345" w:type="dxa"/>
-          </w:tcPr>
-          <w:p>
-            <w:r>
-              <w:rPr>
-                <w:rFonts w:ascii="Times New Roman" w:hAnsi="Times New Roman"/>
-                <w:sz w:val="28"/>
-                <w:szCs w:val="28"/>
+              <w:t>Блокировка пользователя</w:t>
+            </w:r>
+          </w:p>
+        </w:tc>
+      </w:tr>
+      <w:tr>
+        <w:tc>
+          <w:tcPr>
+            <w:tcW w:w="9345" w:type="dxa"/>
+          </w:tcPr>
+          <w:p>
+            <w:pPr>
+              <w:rPr>
                 <w:lang w:val="en-US"/>
               </w:rPr>
+            </w:pPr>
+            <w:r>
+              <w:rPr>
+                <w:rFonts w:ascii="Times New Roman" w:hAnsi="Times New Roman"/>
+                <w:sz w:val="28"/>
+                <w:szCs w:val="28"/>
+                <w:lang w:val="en-US"/>
+              </w:rPr>
               <w:t>I</w:t>
             </w:r>
             <w:r>
@@ -2696,6 +2677,7 @@
                 <w:rFonts w:ascii="Times New Roman" w:hAnsi="Times New Roman"/>
                 <w:sz w:val="28"/>
                 <w:szCs w:val="28"/>
+                <w:lang w:val="en-US"/>
               </w:rPr>
               <w:t>7</w:t>
             </w:r>
@@ -2730,7 +2712,7 @@
                 <w:sz w:val="28"/>
                 <w:szCs w:val="28"/>
               </w:rPr>
-              <w:t xml:space="preserve"> Администратор сохраняет историю пользователей.</w:t>
+              <w:t xml:space="preserve"> Администратор блокирует пользователя.</w:t>
             </w:r>
           </w:p>
         </w:tc>
@@ -2800,23 +2782,7 @@
                 <w:sz w:val="28"/>
                 <w:szCs w:val="28"/>
               </w:rPr>
-              <w:t>Приложение «Система обмена валют для онлайн-</w:t>
-            </w:r>
-            <w:r>
-              <w:rPr>
-                <w:rFonts w:ascii="Times New Roman" w:hAnsi="Times New Roman"/>
-                <w:sz w:val="28"/>
-                <w:szCs w:val="28"/>
-              </w:rPr>
-              <w:t>ба</w:t>
-            </w:r>
-            <w:r>
-              <w:rPr>
-                <w:rFonts w:ascii="Times New Roman" w:hAnsi="Times New Roman"/>
-                <w:sz w:val="28"/>
-                <w:szCs w:val="28"/>
-              </w:rPr>
-              <w:t>нка».</w:t>
+              <w:t>Приложение «Система обмена валют для онлайн-банка».</w:t>
             </w:r>
           </w:p>
         </w:tc>
@@ -2884,7 +2850,7 @@
               <w:pStyle w:val="a4"/>
               <w:numPr>
                 <w:ilvl w:val="0"/>
-                <w:numId w:val="12"/>
+                <w:numId w:val="14"/>
               </w:numPr>
               <w:rPr>
                 <w:sz w:val="28"/>
@@ -2898,31 +2864,7 @@
                 <w:szCs w:val="28"/>
                 <w:lang w:val="ru-RU" w:eastAsia="ru-RU"/>
               </w:rPr>
-              <w:t xml:space="preserve">Администратор </w:t>
-            </w:r>
-            <w:r>
-              <w:rPr>
-                <w:sz w:val="28"/>
-                <w:szCs w:val="28"/>
-                <w:lang w:eastAsia="ru-RU"/>
-              </w:rPr>
-              <w:t>нажимает “Сохранить историю (.</w:t>
-            </w:r>
-            <w:r>
-              <w:rPr>
-                <w:sz w:val="28"/>
-                <w:szCs w:val="28"/>
-                <w:lang w:val="en-US" w:eastAsia="ru-RU"/>
-              </w:rPr>
-              <w:t>txt</w:t>
-            </w:r>
-            <w:r>
-              <w:rPr>
-                <w:sz w:val="28"/>
-                <w:szCs w:val="28"/>
-                <w:lang w:eastAsia="ru-RU"/>
-              </w:rPr>
-              <w:t>)”.</w:t>
+              <w:t>Администратор выбирает нужного пользователя.</w:t>
             </w:r>
           </w:p>
           <w:p>
@@ -2930,7 +2872,7 @@
               <w:pStyle w:val="a4"/>
               <w:numPr>
                 <w:ilvl w:val="0"/>
-                <w:numId w:val="12"/>
+                <w:numId w:val="14"/>
               </w:numPr>
               <w:rPr>
                 <w:sz w:val="28"/>
@@ -2944,7 +2886,15 @@
                 <w:szCs w:val="28"/>
                 <w:lang w:val="ru-RU" w:eastAsia="ru-RU"/>
               </w:rPr>
-              <w:t xml:space="preserve">Администратор </w:t>
+              <w:t xml:space="preserve">Администратор нажимает </w:t>
+            </w:r>
+            <w:r>
+              <w:rPr>
+                <w:sz w:val="28"/>
+                <w:szCs w:val="28"/>
+                <w:lang w:val="en-US" w:eastAsia="ru-RU"/>
+              </w:rPr>
+              <w:t>“</w:t>
             </w:r>
             <w:r>
               <w:rPr>
@@ -2952,7 +2902,15 @@
                 <w:szCs w:val="28"/>
                 <w:lang w:val="ru-RU" w:eastAsia="ru-RU"/>
               </w:rPr>
-              <w:t>выбирает папку, куда сохраняется файл с историей.</w:t>
+              <w:t>заблокировать</w:t>
+            </w:r>
+            <w:r>
+              <w:rPr>
+                <w:sz w:val="28"/>
+                <w:szCs w:val="28"/>
+                <w:lang w:val="en-US" w:eastAsia="ru-RU"/>
+              </w:rPr>
+              <w:t>”</w:t>
             </w:r>
           </w:p>
         </w:tc>
@@ -2978,6 +2936,14 @@
                 <w:szCs w:val="28"/>
               </w:rPr>
               <w:t>Постусловия:</w:t>
+            </w:r>
+            <w:r>
+              <w:rPr>
+                <w:rFonts w:ascii="Times New Roman" w:hAnsi="Times New Roman"/>
+                <w:sz w:val="28"/>
+                <w:szCs w:val="28"/>
+              </w:rPr>
+              <w:t xml:space="preserve"> Пользователь заблокирован.</w:t>
             </w:r>
           </w:p>
         </w:tc>
@@ -3013,7 +2979,7 @@
               <w:pStyle w:val="a4"/>
               <w:numPr>
                 <w:ilvl w:val="0"/>
-                <w:numId w:val="13"/>
+                <w:numId w:val="15"/>
               </w:numPr>
               <w:rPr>
                 <w:sz w:val="28"/>
@@ -3024,28 +2990,9 @@
               <w:rPr>
                 <w:sz w:val="28"/>
                 <w:szCs w:val="28"/>
-              </w:rPr>
-              <w:t>Программа выдает ошибку “отсутствует история операций”</w:t>
-            </w:r>
-          </w:p>
-          <w:p>
-            <w:pPr>
-              <w:pStyle w:val="a4"/>
-              <w:numPr>
-                <w:ilvl w:val="0"/>
-                <w:numId w:val="13"/>
-              </w:numPr>
-              <w:rPr>
-                <w:sz w:val="28"/>
-                <w:szCs w:val="28"/>
-              </w:rPr>
-            </w:pPr>
-            <w:r>
-              <w:rPr>
-                <w:sz w:val="28"/>
-                <w:szCs w:val="28"/>
-              </w:rPr>
-              <w:t>Программа выдает ошибку “недостаточно места на диске”</w:t>
+                <w:lang w:val="ru-RU"/>
+              </w:rPr>
+              <w:t>Нет.</w:t>
             </w:r>
           </w:p>
         </w:tc>
@@ -3091,24 +3038,29 @@
                 <w:sz w:val="28"/>
                 <w:szCs w:val="28"/>
               </w:rPr>
-              <w:t>Блокировка пользователя</w:t>
-            </w:r>
-          </w:p>
-        </w:tc>
-      </w:tr>
-      <w:tr>
-        <w:tc>
-          <w:tcPr>
-            <w:tcW w:w="9345" w:type="dxa"/>
-          </w:tcPr>
-          <w:p>
-            <w:r>
-              <w:rPr>
-                <w:rFonts w:ascii="Times New Roman" w:hAnsi="Times New Roman"/>
-                <w:sz w:val="28"/>
-                <w:szCs w:val="28"/>
+              <w:t>Удаление аккаунта пользователя.</w:t>
+            </w:r>
+          </w:p>
+        </w:tc>
+      </w:tr>
+      <w:tr>
+        <w:tc>
+          <w:tcPr>
+            <w:tcW w:w="9345" w:type="dxa"/>
+          </w:tcPr>
+          <w:p>
+            <w:pPr>
+              <w:rPr>
                 <w:lang w:val="en-US"/>
               </w:rPr>
+            </w:pPr>
+            <w:r>
+              <w:rPr>
+                <w:rFonts w:ascii="Times New Roman" w:hAnsi="Times New Roman"/>
+                <w:sz w:val="28"/>
+                <w:szCs w:val="28"/>
+                <w:lang w:val="en-US"/>
+              </w:rPr>
               <w:t>I</w:t>
             </w:r>
             <w:r>
@@ -3133,6 +3085,7 @@
                 <w:rFonts w:ascii="Times New Roman" w:hAnsi="Times New Roman"/>
                 <w:sz w:val="28"/>
                 <w:szCs w:val="28"/>
+                <w:lang w:val="en-US"/>
               </w:rPr>
               <w:t>8</w:t>
             </w:r>
@@ -3167,7 +3120,7 @@
                 <w:sz w:val="28"/>
                 <w:szCs w:val="28"/>
               </w:rPr>
-              <w:t xml:space="preserve"> Администратор блокирует пользователя.</w:t>
+              <w:t xml:space="preserve"> Администратор удаляет пользователя.</w:t>
             </w:r>
           </w:p>
         </w:tc>
@@ -3237,441 +3190,7 @@
                 <w:sz w:val="28"/>
                 <w:szCs w:val="28"/>
               </w:rPr>
-              <w:t>Приложение «Система обмена валют для онлайн-</w:t>
-            </w:r>
-            <w:r>
-              <w:rPr>
-                <w:rFonts w:ascii="Times New Roman" w:hAnsi="Times New Roman"/>
-                <w:sz w:val="28"/>
-                <w:szCs w:val="28"/>
-              </w:rPr>
-              <w:t>ба</w:t>
-            </w:r>
-            <w:r>
-              <w:rPr>
-                <w:rFonts w:ascii="Times New Roman" w:hAnsi="Times New Roman"/>
-                <w:sz w:val="28"/>
-                <w:szCs w:val="28"/>
-              </w:rPr>
-              <w:t>нка».</w:t>
-            </w:r>
-          </w:p>
-        </w:tc>
-      </w:tr>
-      <w:tr>
-        <w:tc>
-          <w:tcPr>
-            <w:tcW w:w="9345" w:type="dxa"/>
-          </w:tcPr>
-          <w:p>
-            <w:pPr>
-              <w:jc w:val="both"/>
-              <w:rPr>
-                <w:rFonts w:ascii="Times New Roman" w:hAnsi="Times New Roman"/>
-                <w:sz w:val="28"/>
-                <w:szCs w:val="28"/>
-              </w:rPr>
-            </w:pPr>
-            <w:r>
-              <w:rPr>
-                <w:rFonts w:ascii="Times New Roman" w:hAnsi="Times New Roman"/>
-                <w:sz w:val="28"/>
-                <w:szCs w:val="28"/>
-              </w:rPr>
-              <w:t>Предусловия:</w:t>
-            </w:r>
-          </w:p>
-          <w:p>
-            <w:r>
-              <w:rPr>
-                <w:rFonts w:ascii="Times New Roman" w:hAnsi="Times New Roman"/>
-                <w:sz w:val="28"/>
-                <w:szCs w:val="28"/>
-              </w:rPr>
-              <w:t>Программа успешно запущена и готова к работе.</w:t>
-            </w:r>
-          </w:p>
-        </w:tc>
-      </w:tr>
-      <w:tr>
-        <w:tc>
-          <w:tcPr>
-            <w:tcW w:w="9345" w:type="dxa"/>
-          </w:tcPr>
-          <w:p>
-            <w:pPr>
-              <w:jc w:val="both"/>
-              <w:rPr>
-                <w:rFonts w:ascii="Times New Roman" w:hAnsi="Times New Roman"/>
-                <w:sz w:val="28"/>
-                <w:szCs w:val="28"/>
-              </w:rPr>
-            </w:pPr>
-            <w:r>
-              <w:rPr>
-                <w:rFonts w:ascii="Times New Roman" w:hAnsi="Times New Roman"/>
-                <w:sz w:val="28"/>
-                <w:szCs w:val="28"/>
-              </w:rPr>
-              <w:t>Основной поток:</w:t>
-            </w:r>
-          </w:p>
-          <w:p>
-            <w:pPr>
-              <w:pStyle w:val="a4"/>
-              <w:numPr>
-                <w:ilvl w:val="0"/>
-                <w:numId w:val="14"/>
-              </w:numPr>
-              <w:rPr>
-                <w:sz w:val="28"/>
-                <w:szCs w:val="28"/>
-                <w:lang w:eastAsia="ru-RU"/>
-              </w:rPr>
-            </w:pPr>
-            <w:r>
-              <w:rPr>
-                <w:sz w:val="28"/>
-                <w:szCs w:val="28"/>
-                <w:lang w:val="ru-RU" w:eastAsia="ru-RU"/>
-              </w:rPr>
-              <w:t>Администратор выбирает нужного пользователя.</w:t>
-            </w:r>
-          </w:p>
-          <w:p>
-            <w:pPr>
-              <w:pStyle w:val="a4"/>
-              <w:numPr>
-                <w:ilvl w:val="0"/>
-                <w:numId w:val="14"/>
-              </w:numPr>
-              <w:rPr>
-                <w:sz w:val="28"/>
-                <w:szCs w:val="28"/>
-                <w:lang w:eastAsia="ru-RU"/>
-              </w:rPr>
-            </w:pPr>
-            <w:r>
-              <w:rPr>
-                <w:sz w:val="28"/>
-                <w:szCs w:val="28"/>
-                <w:lang w:val="ru-RU" w:eastAsia="ru-RU"/>
-              </w:rPr>
-              <w:t xml:space="preserve">Администратор нажимает </w:t>
-            </w:r>
-            <w:r>
-              <w:rPr>
-                <w:sz w:val="28"/>
-                <w:szCs w:val="28"/>
-                <w:lang w:val="en-US" w:eastAsia="ru-RU"/>
-              </w:rPr>
-              <w:t>“</w:t>
-            </w:r>
-            <w:r>
-              <w:rPr>
-                <w:sz w:val="28"/>
-                <w:szCs w:val="28"/>
-                <w:lang w:val="ru-RU" w:eastAsia="ru-RU"/>
-              </w:rPr>
-              <w:t>заблокировать</w:t>
-            </w:r>
-            <w:r>
-              <w:rPr>
-                <w:sz w:val="28"/>
-                <w:szCs w:val="28"/>
-                <w:lang w:val="en-US" w:eastAsia="ru-RU"/>
-              </w:rPr>
-              <w:t>”</w:t>
-            </w:r>
-          </w:p>
-        </w:tc>
-      </w:tr>
-      <w:tr>
-        <w:tc>
-          <w:tcPr>
-            <w:tcW w:w="9345" w:type="dxa"/>
-          </w:tcPr>
-          <w:p>
-            <w:pPr>
-              <w:jc w:val="both"/>
-              <w:rPr>
-                <w:rFonts w:ascii="Times New Roman" w:hAnsi="Times New Roman"/>
-                <w:sz w:val="28"/>
-                <w:szCs w:val="28"/>
-              </w:rPr>
-            </w:pPr>
-            <w:r>
-              <w:rPr>
-                <w:rFonts w:ascii="Times New Roman" w:hAnsi="Times New Roman"/>
-                <w:sz w:val="28"/>
-                <w:szCs w:val="28"/>
-              </w:rPr>
-              <w:t>Постусловия:</w:t>
-            </w:r>
-            <w:r>
-              <w:rPr>
-                <w:rFonts w:ascii="Times New Roman" w:hAnsi="Times New Roman"/>
-                <w:sz w:val="28"/>
-                <w:szCs w:val="28"/>
-              </w:rPr>
-              <w:t xml:space="preserve"> Пользователь заблокирован.</w:t>
-            </w:r>
-          </w:p>
-        </w:tc>
-      </w:tr>
-      <w:tr>
-        <w:trPr>
-          <w:trHeight w:val="611"/>
-        </w:trPr>
-        <w:tc>
-          <w:tcPr>
-            <w:tcW w:w="9345" w:type="dxa"/>
-          </w:tcPr>
-          <w:p>
-            <w:pPr>
-              <w:jc w:val="both"/>
-              <w:rPr>
-                <w:rFonts w:ascii="Times New Roman" w:hAnsi="Times New Roman"/>
-                <w:sz w:val="28"/>
-                <w:szCs w:val="28"/>
-              </w:rPr>
-            </w:pPr>
-            <w:r>
-              <w:rPr>
-                <w:rFonts w:ascii="Times New Roman" w:hAnsi="Times New Roman"/>
-                <w:sz w:val="28"/>
-                <w:szCs w:val="28"/>
-              </w:rPr>
-              <w:t>Альтернативные потоки:</w:t>
-            </w:r>
-          </w:p>
-          <w:p>
-            <w:pPr>
-              <w:pStyle w:val="a4"/>
-              <w:numPr>
-                <w:ilvl w:val="0"/>
-                <w:numId w:val="15"/>
-              </w:numPr>
-              <w:rPr>
-                <w:sz w:val="28"/>
-                <w:szCs w:val="28"/>
-              </w:rPr>
-            </w:pPr>
-            <w:r>
-              <w:rPr>
-                <w:sz w:val="28"/>
-                <w:szCs w:val="28"/>
-                <w:lang w:val="ru-RU"/>
-              </w:rPr>
-              <w:t>Нет.</w:t>
-            </w:r>
-          </w:p>
-        </w:tc>
-      </w:tr>
-    </w:tbl>
-    <w:p>
-      <w:r>
-        <w:br w:type="page"/>
-      </w:r>
-    </w:p>
-    <w:tbl>
-      <w:tblPr>
-        <w:tblStyle w:val="a3"/>
-        <w:tblW w:w="0" w:type="auto"/>
-        <w:tblLook w:val="04A0" w:firstRow="1" w:lastRow="0" w:firstColumn="1" w:lastColumn="0" w:noHBand="0" w:noVBand="1"/>
-      </w:tblPr>
-      <w:tblGrid>
-        <w:gridCol w:w="9345"/>
-      </w:tblGrid>
-      <w:tr>
-        <w:tc>
-          <w:tcPr>
-            <w:tcW w:w="9345" w:type="dxa"/>
-          </w:tcPr>
-          <w:p>
-            <w:pPr>
-              <w:rPr>
-                <w:lang w:val="en-US"/>
-              </w:rPr>
-            </w:pPr>
-            <w:r>
-              <w:rPr>
-                <w:rFonts w:ascii="Times New Roman" w:hAnsi="Times New Roman"/>
-                <w:sz w:val="28"/>
-                <w:szCs w:val="28"/>
-              </w:rPr>
-              <w:lastRenderedPageBreak/>
-              <w:t xml:space="preserve">Прецедент: </w:t>
-            </w:r>
-            <w:r>
-              <w:rPr>
-                <w:rFonts w:ascii="Times New Roman" w:hAnsi="Times New Roman"/>
-                <w:sz w:val="28"/>
-                <w:szCs w:val="28"/>
-              </w:rPr>
-              <w:t>Удаление аккаунта пользователя.</w:t>
-            </w:r>
-          </w:p>
-        </w:tc>
-      </w:tr>
-      <w:tr>
-        <w:tc>
-          <w:tcPr>
-            <w:tcW w:w="9345" w:type="dxa"/>
-          </w:tcPr>
-          <w:p>
-            <w:r>
-              <w:rPr>
-                <w:rFonts w:ascii="Times New Roman" w:hAnsi="Times New Roman"/>
-                <w:sz w:val="28"/>
-                <w:szCs w:val="28"/>
-                <w:lang w:val="en-US"/>
-              </w:rPr>
-              <w:t>I</w:t>
-            </w:r>
-            <w:r>
-              <w:rPr>
-                <w:rFonts w:ascii="Times New Roman" w:hAnsi="Times New Roman"/>
-                <w:sz w:val="28"/>
-                <w:szCs w:val="28"/>
-                <w:lang w:val="en-US"/>
-              </w:rPr>
-              <w:t>D:</w:t>
-            </w:r>
-            <w:r>
-              <w:rPr>
-                <w:rFonts w:ascii="Times New Roman" w:hAnsi="Times New Roman"/>
-                <w:sz w:val="28"/>
-                <w:szCs w:val="28"/>
-              </w:rPr>
-              <w:t xml:space="preserve"> </w:t>
-            </w:r>
-            <w:r>
-              <w:rPr>
-                <w:rFonts w:ascii="Times New Roman" w:hAnsi="Times New Roman"/>
-                <w:sz w:val="28"/>
-                <w:szCs w:val="28"/>
-              </w:rPr>
-              <w:t>9</w:t>
-            </w:r>
-          </w:p>
-        </w:tc>
-      </w:tr>
-      <w:tr>
-        <w:tc>
-          <w:tcPr>
-            <w:tcW w:w="9345" w:type="dxa"/>
-          </w:tcPr>
-          <w:p>
-            <w:pPr>
-              <w:jc w:val="both"/>
-              <w:rPr>
-                <w:rFonts w:ascii="Times New Roman" w:hAnsi="Times New Roman" w:cs="Times New Roman"/>
-                <w:sz w:val="28"/>
-                <w:szCs w:val="28"/>
-              </w:rPr>
-            </w:pPr>
-            <w:r>
-              <w:rPr>
-                <w:rFonts w:ascii="Times New Roman" w:hAnsi="Times New Roman" w:cs="Times New Roman"/>
-                <w:sz w:val="28"/>
-                <w:szCs w:val="28"/>
-              </w:rPr>
-              <w:t>Краткое описание:</w:t>
-            </w:r>
-            <w:r>
-              <w:rPr>
-                <w:rFonts w:ascii="Times New Roman" w:hAnsi="Times New Roman" w:cs="Times New Roman"/>
-                <w:sz w:val="28"/>
-                <w:szCs w:val="28"/>
-              </w:rPr>
-              <w:t xml:space="preserve"> Администратор удаляет пользователя.</w:t>
-            </w:r>
-          </w:p>
-        </w:tc>
-      </w:tr>
-      <w:tr>
-        <w:tc>
-          <w:tcPr>
-            <w:tcW w:w="9345" w:type="dxa"/>
-          </w:tcPr>
-          <w:p>
-            <w:pPr>
-              <w:jc w:val="both"/>
-              <w:rPr>
-                <w:rFonts w:ascii="Times New Roman" w:hAnsi="Times New Roman"/>
-                <w:sz w:val="28"/>
-                <w:szCs w:val="28"/>
-              </w:rPr>
-            </w:pPr>
-            <w:r>
-              <w:rPr>
-                <w:rFonts w:ascii="Times New Roman" w:hAnsi="Times New Roman"/>
-                <w:sz w:val="28"/>
-                <w:szCs w:val="28"/>
-              </w:rPr>
-              <w:t>Главные актеры:</w:t>
-            </w:r>
-          </w:p>
-          <w:p>
-            <w:r>
-              <w:rPr>
-                <w:rFonts w:ascii="Times New Roman" w:hAnsi="Times New Roman"/>
-                <w:sz w:val="28"/>
-                <w:szCs w:val="28"/>
-              </w:rPr>
-              <w:t>Администратор.</w:t>
-            </w:r>
-          </w:p>
-        </w:tc>
-      </w:tr>
-      <w:tr>
-        <w:tc>
-          <w:tcPr>
-            <w:tcW w:w="9345" w:type="dxa"/>
-          </w:tcPr>
-          <w:p>
-            <w:pPr>
-              <w:jc w:val="both"/>
-              <w:rPr>
-                <w:rFonts w:ascii="Times New Roman" w:hAnsi="Times New Roman"/>
-                <w:sz w:val="28"/>
-                <w:szCs w:val="28"/>
-              </w:rPr>
-            </w:pPr>
-            <w:r>
-              <w:rPr>
-                <w:rFonts w:ascii="Times New Roman" w:hAnsi="Times New Roman"/>
-                <w:sz w:val="28"/>
-                <w:szCs w:val="28"/>
-              </w:rPr>
-              <w:t>Второстепенные актеры:</w:t>
-            </w:r>
-          </w:p>
-          <w:p>
-            <w:r>
-              <w:rPr>
-                <w:rFonts w:ascii="Times New Roman" w:hAnsi="Times New Roman"/>
-                <w:sz w:val="28"/>
-                <w:szCs w:val="28"/>
-              </w:rPr>
-              <w:t>Приложение «Система обмена валют для онлайн-</w:t>
-            </w:r>
-            <w:r>
-              <w:rPr>
-                <w:rFonts w:ascii="Times New Roman" w:hAnsi="Times New Roman"/>
-                <w:sz w:val="28"/>
-                <w:szCs w:val="28"/>
-              </w:rPr>
-              <w:t>ба</w:t>
-            </w:r>
-            <w:r>
-              <w:rPr>
-                <w:rFonts w:ascii="Times New Roman" w:hAnsi="Times New Roman"/>
-                <w:sz w:val="28"/>
-                <w:szCs w:val="28"/>
-              </w:rPr>
-              <w:t>нка».</w:t>
+              <w:t>Приложение «Система обмена валют для онлайн-банка».</w:t>
             </w:r>
           </w:p>
         </w:tc>
